--- a/2 семестр/ППиМИИ/ЛР 2/ППиМИИ ЛР 2.docx
+++ b/2 семестр/ППиМИИ/ЛР 2/ППиМИИ ЛР 2.docx
@@ -1392,15 +1392,24 @@
     <w:p>
       <w:pPr>
         <w:pStyle w:val="af"/>
-        <w:rPr>
-          <w:lang w:val="en-US"/>
-        </w:rPr>
-      </w:pPr>
-      <w:r>
-        <w:rPr>
-          <w:lang w:val="en-US"/>
-        </w:rPr>
-        <w:t>console.log(</w:t>
+      </w:pPr>
+      <w:r>
+        <w:rPr>
+          <w:lang w:val="en-US"/>
+        </w:rPr>
+        <w:t>console</w:t>
+      </w:r>
+      <w:r>
+        <w:t>.</w:t>
+      </w:r>
+      <w:r>
+        <w:rPr>
+          <w:lang w:val="en-US"/>
+        </w:rPr>
+        <w:t>log</w:t>
+      </w:r>
+      <w:r>
+        <w:t>(</w:t>
       </w:r>
       <w:proofErr w:type="spellStart"/>
       <w:r>
@@ -1413,20 +1422,19 @@
       </w:r>
       <w:proofErr w:type="spellEnd"/>
       <w:r>
-        <w:rPr>
-          <w:lang w:val="en-US"/>
-        </w:rPr>
-        <w:t>(matrix));</w:t>
-      </w:r>
-    </w:p>
-    <w:p>
-      <w:pPr>
-        <w:ind w:firstLine="0"/>
-        <w:rPr>
-          <w:lang w:val="en-US"/>
-        </w:rPr>
-      </w:pPr>
-    </w:p>
+        <w:t>(</w:t>
+      </w:r>
+      <w:r>
+        <w:rPr>
+          <w:lang w:val="en-US"/>
+        </w:rPr>
+        <w:t>matrix</w:t>
+      </w:r>
+      <w:r>
+        <w:t>));</w:t>
+      </w:r>
+    </w:p>
+    <w:p/>
     <w:p>
       <w:r>
         <w:t xml:space="preserve"> В итоге программа выводи</w:t>
@@ -1524,11 +1532,7 @@
         <w:t>ВЫВОД</w:t>
       </w:r>
     </w:p>
-    <w:p>
-      <w:pPr>
-        <w:pStyle w:val="Default"/>
-      </w:pPr>
-    </w:p>
+    <w:p/>
     <w:p>
       <w:r>
         <w:t>В ходе работы был</w:t>
